--- a/output/doc/03-复杂场景-APP返利询问笔录.docx
+++ b/output/doc/03-复杂场景-APP返利询问笔录.docx
@@ -663,6 +663,116 @@
                 <w:color w:val="324052"/>
                 <w:sz w:val="19"/>
               </w:rPr>
+              <w:t>年龄</w:t>
+            </w:r>
+          </w:p>
+        </w:tc>
+        <w:tc>
+          <w:tcPr>
+            <w:tcW w:type="dxa" w:w="2948"/>
+            <w:vAlign w:val="center"/>
+            <w:tcMar>
+              <w:top w:w="100" w:type="dxa"/>
+              <w:start w:w="120" w:type="dxa"/>
+              <w:bottom w:w="100" w:type="dxa"/>
+              <w:end w:w="120" w:type="dxa"/>
+            </w:tcMar>
+          </w:tcPr>
+          <w:p>
+            <w:pPr>
+              <w:spacing w:after="0"/>
+            </w:pPr>
+            <w:r/>
+            <w:r>
+              <w:rPr>
+                <w:rFonts w:ascii="宋体" w:hAnsi="宋体" w:eastAsia="宋体"/>
+                <w:b w:val="0"/>
+                <w:sz w:val="19"/>
+              </w:rPr>
+              <w:t>32岁</w:t>
+            </w:r>
+          </w:p>
+        </w:tc>
+        <w:tc>
+          <w:tcPr>
+            <w:tcW w:type="dxa" w:w="1247"/>
+            <w:vAlign w:val="center"/>
+            <w:tcMar>
+              <w:top w:w="100" w:type="dxa"/>
+              <w:start w:w="120" w:type="dxa"/>
+              <w:bottom w:w="100" w:type="dxa"/>
+              <w:end w:w="120" w:type="dxa"/>
+            </w:tcMar>
+            <w:shd w:fill="EAF1F8"/>
+          </w:tcPr>
+          <w:p>
+            <w:pPr>
+              <w:spacing w:after="0"/>
+            </w:pPr>
+            <w:r/>
+            <w:r>
+              <w:rPr>
+                <w:rFonts w:ascii="宋体" w:hAnsi="宋体" w:eastAsia="宋体"/>
+                <w:b/>
+                <w:color w:val="324052"/>
+                <w:sz w:val="19"/>
+              </w:rPr>
+              <w:t>民族</w:t>
+            </w:r>
+          </w:p>
+        </w:tc>
+        <w:tc>
+          <w:tcPr>
+            <w:tcW w:type="dxa" w:w="3572"/>
+            <w:vAlign w:val="center"/>
+            <w:tcMar>
+              <w:top w:w="100" w:type="dxa"/>
+              <w:start w:w="120" w:type="dxa"/>
+              <w:bottom w:w="100" w:type="dxa"/>
+              <w:end w:w="120" w:type="dxa"/>
+            </w:tcMar>
+          </w:tcPr>
+          <w:p>
+            <w:pPr>
+              <w:spacing w:after="0"/>
+            </w:pPr>
+            <w:r/>
+            <w:r>
+              <w:rPr>
+                <w:rFonts w:ascii="宋体" w:hAnsi="宋体" w:eastAsia="宋体"/>
+                <w:b w:val="0"/>
+                <w:sz w:val="19"/>
+              </w:rPr>
+              <w:t>土家族</w:t>
+            </w:r>
+          </w:p>
+        </w:tc>
+      </w:tr>
+      <w:tr>
+        <w:tc>
+          <w:tcPr>
+            <w:tcW w:type="dxa" w:w="1247"/>
+            <w:vAlign w:val="center"/>
+            <w:tcMar>
+              <w:top w:w="100" w:type="dxa"/>
+              <w:start w:w="120" w:type="dxa"/>
+              <w:bottom w:w="100" w:type="dxa"/>
+              <w:end w:w="120" w:type="dxa"/>
+            </w:tcMar>
+            <w:shd w:fill="EAF1F8"/>
+          </w:tcPr>
+          <w:p>
+            <w:pPr>
+              <w:spacing w:after="0"/>
+            </w:pPr>
+            <w:r/>
+            <w:r>
+              <w:rPr>
+                <w:rFonts w:ascii="宋体" w:hAnsi="宋体" w:eastAsia="宋体"/>
+                <w:b/>
+                <w:color w:val="324052"/>
+                <w:sz w:val="19"/>
+              </w:rPr>
               <w:t>出生日期</w:t>
             </w:r>
           </w:p>
@@ -827,7 +937,7 @@
                 <w:color w:val="324052"/>
                 <w:sz w:val="19"/>
               </w:rPr>
-              <w:t>职业</w:t>
+              <w:t>工作单位</w:t>
             </w:r>
           </w:p>
         </w:tc>
@@ -853,7 +963,7 @@
                 <w:b w:val="0"/>
                 <w:sz w:val="19"/>
               </w:rPr>
-              <w:t>测试物流有限公司调度员（虚构）</w:t>
+              <w:t>测试物流有限公司（虚构）</w:t>
             </w:r>
           </w:p>
         </w:tc>
@@ -1893,9 +2003,9 @@
             <w:tcW w:type="dxa" w:w="4535"/>
             <w:vAlign w:val="center"/>
             <w:tcMar>
-              <w:top w:w="100" w:type="dxa"/>
+              <w:top w:w="40" w:type="dxa"/>
               <w:start w:w="120" w:type="dxa"/>
-              <w:bottom w:w="100" w:type="dxa"/>
+              <w:bottom w:w="40" w:type="dxa"/>
               <w:end w:w="120" w:type="dxa"/>
             </w:tcMar>
           </w:tcPr>
@@ -1919,9 +2029,9 @@
             <w:tcW w:type="dxa" w:w="4535"/>
             <w:vAlign w:val="center"/>
             <w:tcMar>
-              <w:top w:w="100" w:type="dxa"/>
+              <w:top w:w="40" w:type="dxa"/>
               <w:start w:w="120" w:type="dxa"/>
-              <w:bottom w:w="100" w:type="dxa"/>
+              <w:bottom w:w="40" w:type="dxa"/>
               <w:end w:w="120" w:type="dxa"/>
             </w:tcMar>
           </w:tcPr>
@@ -1947,9 +2057,9 @@
             <w:tcW w:type="dxa" w:w="4535"/>
             <w:vAlign w:val="center"/>
             <w:tcMar>
-              <w:top w:w="100" w:type="dxa"/>
+              <w:top w:w="40" w:type="dxa"/>
               <w:start w:w="120" w:type="dxa"/>
-              <w:bottom w:w="100" w:type="dxa"/>
+              <w:bottom w:w="40" w:type="dxa"/>
               <w:end w:w="120" w:type="dxa"/>
             </w:tcMar>
           </w:tcPr>
@@ -1973,9 +2083,9 @@
             <w:tcW w:type="dxa" w:w="4535"/>
             <w:vAlign w:val="center"/>
             <w:tcMar>
-              <w:top w:w="100" w:type="dxa"/>
+              <w:top w:w="40" w:type="dxa"/>
               <w:start w:w="120" w:type="dxa"/>
-              <w:bottom w:w="100" w:type="dxa"/>
+              <w:bottom w:w="40" w:type="dxa"/>
               <w:end w:w="120" w:type="dxa"/>
             </w:tcMar>
           </w:tcPr>
@@ -2001,9 +2111,9 @@
             <w:tcW w:type="dxa" w:w="4535"/>
             <w:vAlign w:val="center"/>
             <w:tcMar>
-              <w:top w:w="100" w:type="dxa"/>
+              <w:top w:w="40" w:type="dxa"/>
               <w:start w:w="120" w:type="dxa"/>
-              <w:bottom w:w="100" w:type="dxa"/>
+              <w:bottom w:w="40" w:type="dxa"/>
               <w:end w:w="120" w:type="dxa"/>
             </w:tcMar>
           </w:tcPr>
@@ -2027,9 +2137,9 @@
             <w:tcW w:type="dxa" w:w="4535"/>
             <w:vAlign w:val="center"/>
             <w:tcMar>
-              <w:top w:w="100" w:type="dxa"/>
+              <w:top w:w="40" w:type="dxa"/>
               <w:start w:w="120" w:type="dxa"/>
-              <w:bottom w:w="100" w:type="dxa"/>
+              <w:bottom w:w="40" w:type="dxa"/>
               <w:end w:w="120" w:type="dxa"/>
             </w:tcMar>
           </w:tcPr>
@@ -2052,7 +2162,7 @@
     </w:tbl>
     <w:p>
       <w:pPr>
-        <w:spacing w:before="240" w:after="0"/>
+        <w:spacing w:before="80" w:after="0"/>
         <w:jc w:val="center"/>
       </w:pPr>
       <w:r>

--- a/output/doc/03-复杂场景-APP返利询问笔录.docx
+++ b/output/doc/03-复杂场景-APP返利询问笔录.docx
@@ -853,7 +853,7 @@
                 <w:b w:val="0"/>
                 <w:sz w:val="19"/>
               </w:rPr>
-              <w:t>110101199311090035</w:t>
+              <w:t>ID_TEST_CASE_03</w:t>
             </w:r>
           </w:p>
         </w:tc>
@@ -909,7 +909,7 @@
                 <w:b w:val="0"/>
                 <w:sz w:val="19"/>
               </w:rPr>
-              <w:t>13700000003</w:t>
+              <w:t>PHONE_TEST_03</w:t>
             </w:r>
           </w:p>
         </w:tc>
@@ -1188,7 +1188,7 @@
           <w:b w:val="0"/>
           <w:sz w:val="22"/>
         </w:rPr>
-        <w:t>答：我叫周演示，男，1993年11月9日出生，身份证号码110101199311090035，手机号13700000003，现住测试省测试市演示区节点街30号303室，在测试物流有限公司担任调度员。以上均为虚构测试信息。</w:t>
+        <w:t>答：我叫周演示，男，1993年11月9日出生，身份证号码ID_TEST_CASE_03，手机号PHONE_TEST_03，现住测试省测试市演示区节点街30号303室，在测试物流有限公司担任调度员。以上均为虚构测试信息。</w:t>
       </w:r>
     </w:p>
     <w:p>
@@ -1274,7 +1274,7 @@
           <w:b w:val="0"/>
           <w:sz w:val="22"/>
         </w:rPr>
-        <w:t>答：测试同事孙案例通过企业微信推荐给我，他的企业微信测试账号为workwx_test_003，手机号13600000004。</w:t>
+        <w:t>答：测试同事孙案例通过企业微信推荐给我，他的企业微信测试账号为workwx_test_003，手机号PHONE_TEST_04。</w:t>
       </w:r>
     </w:p>
     <w:p>
@@ -1403,7 +1403,7 @@
           <w:b w:val="0"/>
           <w:sz w:val="22"/>
         </w:rPr>
-        <w:t>答：APP名称为云商助手测试版，登录账号app_test_20260716_c，绑定手机号13700000003，邀请码INVITE-TEST-003。</w:t>
+        <w:t>答：APP名称为云商助手测试版，登录账号ACCOUNT_APP_CASE_03，绑定手机号PHONE_TEST_03，邀请码INVITE-TEST-003。</w:t>
       </w:r>
     </w:p>
     <w:p>
@@ -1446,7 +1446,7 @@
           <w:b w:val="0"/>
           <w:sz w:val="22"/>
         </w:rPr>
-        <w:t>答：通过微信收到链接https://download.example.test/app/case003，安装包文件名cloud-shop-test-003.apk，SHA256测试值TESTSHA256CASE003000000000000000000000000000000000000000000000，安装包仍保存在测试手机中。</w:t>
+        <w:t>答：通过微信收到链接URL_TEST_CASE_03，安装包文件名cloud-shop-test-003.apk，SHA256测试值TESTSHA256CASE003000000000000000000000000000000000000000000000，安装包仍保存在测试手机中。</w:t>
       </w:r>
     </w:p>
     <w:p>
@@ -1489,7 +1489,7 @@
           <w:b w:val="0"/>
           <w:sz w:val="22"/>
         </w:rPr>
-        <w:t>答：APP当前还能打开，最后登录时间为2026年7月16日08时20分，测试服务地址api.example.test，登录日志中的保留IP为198.51.100.23。</w:t>
+        <w:t>答：APP当前还能打开，最后登录时间为2026年7月16日08时20分，测试服务地址api.example.test，登录日志中的保留IP为IP_TEST_CASE_03。</w:t>
       </w:r>
     </w:p>
     <w:p>
@@ -1532,7 +1532,7 @@
           <w:b w:val="0"/>
           <w:sz w:val="22"/>
         </w:rPr>
-        <w:t>答：我使用农业银行测试卡6222020200003234569，开户名周演示；支付宝测试账号pay_test_003；数字钱包测试账号wallet_test_003。</w:t>
+        <w:t>答：我使用农业银行测试卡CARD_TEST_07，开户名周演示；支付宝测试账号pay_test_003；数字钱包测试账号wallet_test_003。</w:t>
       </w:r>
     </w:p>
     <w:p>
@@ -1575,7 +1575,7 @@
           <w:b w:val="0"/>
           <w:sz w:val="22"/>
         </w:rPr>
-        <w:t>答：2026年7月14日18时12分支付2000元，收款测试卡6222020200009765433，户名钱测试，流水号：TEST202607140301。</w:t>
+        <w:t>答：2026年7月14日18时12分支付2000元，收款测试卡CARD_TEST_16，户名钱测试，流水号：TEST202607140301。</w:t>
       </w:r>
     </w:p>
     <w:p>
@@ -1790,7 +1790,7 @@
           <w:b w:val="0"/>
           <w:sz w:val="22"/>
         </w:rPr>
-        <w:t>答：对方要求寄送一张电话卡，我通过测试快递寄出空白测试卡片，测试快递公司为示例速运，测试单号TEST-EXPRESS-003，寄件时间2026年7月15日14时10分，收件人为吴模拟，测试电话13500000005，地址为测试省测试市样例区收件路88号。</w:t>
+        <w:t>答：对方要求寄送一张电话卡，我通过测试快递寄出空白测试卡片，测试快递公司为示例速运，测试单号TEST-EXPRESS-003，寄件时间2026年7月15日14时10分，收件人为吴模拟，测试电话PHONE_TEST_05，地址为测试省测试市样例区收件路88号。</w:t>
       </w:r>
     </w:p>
     <w:p>
@@ -1919,7 +1919,7 @@
           <w:b w:val="0"/>
           <w:sz w:val="22"/>
         </w:rPr>
-        <w:t>答：孙案例后来也表示无法提现，他的测试手机号13600000004。除此之外没有发现其他人员。</w:t>
+        <w:t>答：孙案例后来也表示无法提现，他的测试手机号PHONE_TEST_04。除此之外没有发现其他人员。</w:t>
       </w:r>
     </w:p>
     <w:p>
